--- a/templates/ROYAL/KSA/agreement.docx
+++ b/templates/ROYAL/KSA/agreement.docx
@@ -255,64 +255,8 @@
                 <w:szCs w:val="20"/>
                 <w:rtl/>
               </w:rPr>
-              <w:t xml:space="preserve">ا لاسم الكامل </w:t>
-            </w:r>
-            <w:proofErr w:type="gramStart"/>
-            <w:r>
-              <w:rPr>
-                <w:rFonts w:cs="Arabic Transparent" w:hint="cs"/>
-                <w:b/>
-                <w:sz w:val="20"/>
-                <w:szCs w:val="20"/>
-                <w:rtl/>
-              </w:rPr>
-              <w:t>و عنوان</w:t>
-            </w:r>
-            <w:proofErr w:type="gramEnd"/>
-            <w:r>
-              <w:rPr>
-                <w:rFonts w:cs="Arabic Transparent" w:hint="cs"/>
-                <w:b/>
-                <w:sz w:val="20"/>
-                <w:szCs w:val="20"/>
-                <w:rtl/>
-              </w:rPr>
-              <w:t xml:space="preserve"> الجهة </w:t>
-            </w:r>
-            <w:proofErr w:type="spellStart"/>
-            <w:r>
-              <w:rPr>
-                <w:rFonts w:cs="Arabic Transparent" w:hint="cs"/>
-                <w:b/>
-                <w:sz w:val="20"/>
-                <w:szCs w:val="20"/>
-                <w:rtl/>
-              </w:rPr>
-              <w:t>المستخد</w:t>
-            </w:r>
-            <w:proofErr w:type="spellEnd"/>
-            <w:r>
-              <w:rPr>
-                <w:rFonts w:cs="Arabic Transparent" w:hint="cs"/>
-                <w:b/>
-                <w:sz w:val="20"/>
-                <w:szCs w:val="20"/>
-                <w:rtl/>
-              </w:rPr>
-              <w:t xml:space="preserve"> </w:t>
-            </w:r>
-            <w:proofErr w:type="spellStart"/>
-            <w:r>
-              <w:rPr>
-                <w:rFonts w:cs="Arabic Transparent" w:hint="cs"/>
-                <w:b/>
-                <w:sz w:val="20"/>
-                <w:szCs w:val="20"/>
-                <w:rtl/>
-              </w:rPr>
-              <w:t>مة</w:t>
-            </w:r>
-            <w:proofErr w:type="spellEnd"/>
+              <w:t>ا لاسم الكامل و عنوان الجهة المستخد مة</w:t>
+            </w:r>
           </w:p>
           <w:p>
             <w:pPr>
@@ -506,7 +450,6 @@
                 <w:rtl/>
               </w:rPr>
             </w:pPr>
-            <w:proofErr w:type="gramStart"/>
             <w:r>
               <w:rPr>
                 <w:rFonts w:cs="Arabic Transparent" w:hint="cs"/>
@@ -525,18 +468,7 @@
                 <w:szCs w:val="20"/>
                 <w:rtl/>
               </w:rPr>
-              <w:t>_</w:t>
-            </w:r>
-            <w:proofErr w:type="gramEnd"/>
-            <w:r>
-              <w:rPr>
-                <w:rFonts w:cs="Arabic Transparent" w:hint="cs"/>
-                <w:b/>
-                <w:sz w:val="20"/>
-                <w:szCs w:val="20"/>
-                <w:rtl/>
-              </w:rPr>
-              <w:t>______________________</w:t>
+              <w:t>_______________________</w:t>
             </w:r>
           </w:p>
           <w:p>
@@ -560,29 +492,7 @@
                 <w:szCs w:val="20"/>
                 <w:rtl/>
               </w:rPr>
-              <w:t xml:space="preserve">رقم </w:t>
-            </w:r>
-            <w:proofErr w:type="gramStart"/>
-            <w:r>
-              <w:rPr>
-                <w:rFonts w:cs="Arabic Transparent" w:hint="cs"/>
-                <w:b/>
-                <w:sz w:val="20"/>
-                <w:szCs w:val="20"/>
-                <w:rtl/>
-              </w:rPr>
-              <w:t>الـتأشيرة :</w:t>
-            </w:r>
-            <w:proofErr w:type="gramEnd"/>
-            <w:r>
-              <w:rPr>
-                <w:rFonts w:cs="Arabic Transparent" w:hint="cs"/>
-                <w:b/>
-                <w:sz w:val="20"/>
-                <w:szCs w:val="20"/>
-                <w:rtl/>
-              </w:rPr>
-              <w:t xml:space="preserve"> </w:t>
+              <w:t xml:space="preserve">رقم الـتأشيرة : </w:t>
             </w:r>
             <w:r>
               <w:rPr>
@@ -765,29 +675,7 @@
                 <w:szCs w:val="20"/>
                 <w:rtl/>
               </w:rPr>
-              <w:t xml:space="preserve">هندي </w:t>
-            </w:r>
-            <w:proofErr w:type="gramStart"/>
-            <w:r>
-              <w:rPr>
-                <w:rFonts w:cs="Arabic Transparent" w:hint="cs"/>
-                <w:b/>
-                <w:sz w:val="20"/>
-                <w:szCs w:val="20"/>
-                <w:rtl/>
-              </w:rPr>
-              <w:t>الجنسية ،</w:t>
-            </w:r>
-            <w:proofErr w:type="gramEnd"/>
-            <w:r>
-              <w:rPr>
-                <w:rFonts w:cs="Arabic Transparent" w:hint="cs"/>
-                <w:b/>
-                <w:sz w:val="20"/>
-                <w:szCs w:val="20"/>
-                <w:rtl/>
-              </w:rPr>
-              <w:t xml:space="preserve"> حامل جواز سفر رقم </w:t>
+              <w:t xml:space="preserve">هندي الجنسية ، حامل جواز سفر رقم </w:t>
             </w:r>
             <w:r>
               <w:rPr>
@@ -2261,29 +2149,7 @@
                 <w:szCs w:val="20"/>
                 <w:rtl/>
               </w:rPr>
-              <w:t xml:space="preserve">يوما بعد كل </w:t>
-            </w:r>
-            <w:proofErr w:type="gramStart"/>
-            <w:r>
-              <w:rPr>
-                <w:rFonts w:cs="Arabic Transparent" w:hint="cs"/>
-                <w:b/>
-                <w:sz w:val="20"/>
-                <w:szCs w:val="20"/>
-                <w:rtl/>
-              </w:rPr>
-              <w:t>اثنى</w:t>
-            </w:r>
-            <w:proofErr w:type="gramEnd"/>
-            <w:r>
-              <w:rPr>
-                <w:rFonts w:cs="Arabic Transparent" w:hint="cs"/>
-                <w:b/>
-                <w:sz w:val="20"/>
-                <w:szCs w:val="20"/>
-                <w:rtl/>
-              </w:rPr>
-              <w:t xml:space="preserve"> عشر شهرا من الخدمة المستمرة بموجب هذا العقد وتدفع أجور هذه الإجازة مقدما.</w:t>
+              <w:t>يوما بعد كل اثنى عشر شهرا من الخدمة المستمرة بموجب هذا العقد وتدفع أجور هذه الإجازة مقدما.</w:t>
             </w:r>
           </w:p>
         </w:tc>
@@ -2952,29 +2818,7 @@
                 <w:szCs w:val="20"/>
                 <w:rtl/>
               </w:rPr>
-              <w:t xml:space="preserve">يتحمل الطرف الأول كافة الرسوم الخاصة بالإقامة والجوازات وتأشيرات الدخول والخروج </w:t>
-            </w:r>
-            <w:proofErr w:type="gramStart"/>
-            <w:r>
-              <w:rPr>
-                <w:rFonts w:cs="Arabic Transparent" w:hint="cs"/>
-                <w:b/>
-                <w:sz w:val="20"/>
-                <w:szCs w:val="20"/>
-                <w:rtl/>
-              </w:rPr>
-              <w:t>و كما</w:t>
-            </w:r>
-            <w:proofErr w:type="gramEnd"/>
-            <w:r>
-              <w:rPr>
-                <w:rFonts w:cs="Arabic Transparent" w:hint="cs"/>
-                <w:b/>
-                <w:sz w:val="20"/>
-                <w:szCs w:val="20"/>
-                <w:rtl/>
-              </w:rPr>
-              <w:t xml:space="preserve"> يتحمل تكاليف انتقال الطرف الثاني ذهابا وإيابا بالدرجة السياحية جوا من </w:t>
+              <w:t xml:space="preserve">يتحمل الطرف الأول كافة الرسوم الخاصة بالإقامة والجوازات وتأشيرات الدخول والخروج و كما يتحمل تكاليف انتقال الطرف الثاني ذهابا وإيابا بالدرجة السياحية جوا من </w:t>
             </w:r>
             <w:r>
               <w:rPr>
@@ -3293,29 +3137,7 @@
                 <w:szCs w:val="20"/>
                 <w:rtl/>
               </w:rPr>
-              <w:t xml:space="preserve">يخضمع استخدام الطرف الثاني بموجب هذا العقد بخصوص كافة الأمور المتعلقة بساعات العمل والراحة الأسبوعية والإجازة المرضية وحالات الغياب والإصابات والعجز والوفاة وفيما يتعلق بإنهاء الخدمات وما يستحق الطرف الثاني من تعويض في مكافأة نهاية الخدمة </w:t>
-            </w:r>
-            <w:proofErr w:type="gramStart"/>
-            <w:r>
-              <w:rPr>
-                <w:rFonts w:cs="Arabic Transparent" w:hint="cs"/>
-                <w:b/>
-                <w:sz w:val="20"/>
-                <w:szCs w:val="20"/>
-                <w:rtl/>
-              </w:rPr>
-              <w:t>و في</w:t>
-            </w:r>
-            <w:proofErr w:type="gramEnd"/>
-            <w:r>
-              <w:rPr>
-                <w:rFonts w:cs="Arabic Transparent" w:hint="cs"/>
-                <w:b/>
-                <w:sz w:val="20"/>
-                <w:szCs w:val="20"/>
-                <w:rtl/>
-              </w:rPr>
-              <w:t xml:space="preserve"> جميع الأمور التي لم يرد عنها نص خاص في هذا العقد لأحكام قانون العمل والعمال ساري المفعول بالمملكة العربية السعودية وتشكل هذه الأحكام المرجع الوحيد لكل من الطرفين.</w:t>
+              <w:t>يخضمع استخدام الطرف الثاني بموجب هذا العقد بخصوص كافة الأمور المتعلقة بساعات العمل والراحة الأسبوعية والإجازة المرضية وحالات الغياب والإصابات والعجز والوفاة وفيما يتعلق بإنهاء الخدمات وما يستحق الطرف الثاني من تعويض في مكافأة نهاية الخدمة و في جميع الأمور التي لم يرد عنها نص خاص في هذا العقد لأحكام قانون العمل والعمال ساري المفعول بالمملكة العربية السعودية وتشكل هذه الأحكام المرجع الوحيد لكل من الطرفين.</w:t>
             </w:r>
           </w:p>
         </w:tc>
@@ -4867,29 +4689,7 @@
                 <w:szCs w:val="20"/>
                 <w:rtl/>
               </w:rPr>
-              <w:t xml:space="preserve">سيعتبر هذا العقد ساري المفعول </w:t>
-            </w:r>
-            <w:proofErr w:type="gramStart"/>
-            <w:r>
-              <w:rPr>
-                <w:rFonts w:cs="Arabic Transparent" w:hint="cs"/>
-                <w:b/>
-                <w:sz w:val="20"/>
-                <w:szCs w:val="20"/>
-                <w:rtl/>
-              </w:rPr>
-              <w:t>و أن</w:t>
-            </w:r>
-            <w:proofErr w:type="gramEnd"/>
-            <w:r>
-              <w:rPr>
-                <w:rFonts w:cs="Arabic Transparent" w:hint="cs"/>
-                <w:b/>
-                <w:sz w:val="20"/>
-                <w:szCs w:val="20"/>
-                <w:rtl/>
-              </w:rPr>
-              <w:t xml:space="preserve"> أي عقد ملاحق ما صاحب العمل والعامل بدل هذا لا يعتبر صالحا فيما يتعلق بهذا العقد.</w:t>
+              <w:t>سيعتبر هذا العقد ساري المفعول و أن أي عقد ملاحق ما صاحب العمل والعامل بدل هذا لا يعتبر صالحا فيما يتعلق بهذا العقد.</w:t>
             </w:r>
           </w:p>
         </w:tc>
@@ -5439,6 +5239,67 @@
                 <w:szCs w:val="20"/>
               </w:rPr>
             </w:pPr>
+            <w:r>
+              <w:rPr>
+                <w:bCs/>
+                <w:noProof/>
+                <w:sz w:val="20"/>
+                <w:szCs w:val="20"/>
+              </w:rPr>
+              <w:pict w14:anchorId="66949239">
+                <v:rect id="_x0000_s1030" style="position:absolute;margin-left:16.75pt;margin-top:28.25pt;width:141.35pt;height:88.55pt;z-index:251657215;mso-position-horizontal-relative:text;mso-position-vertical-relative:text">
+                  <v:textbox>
+                    <w:txbxContent>
+                      <w:p>
+                        <w:pPr>
+                          <w:rPr>
+                            <w:lang w:val="en-IN"/>
+                          </w:rPr>
+                        </w:pPr>
+                        <w:proofErr w:type="spellStart"/>
+                        <w:r>
+                          <w:rPr>
+                            <w:lang w:val="en-IN"/>
+                          </w:rPr>
+                          <w:t>BoarderBoX</w:t>
+                        </w:r>
+                        <w:proofErr w:type="spellEnd"/>
+                      </w:p>
+                    </w:txbxContent>
+                  </v:textbox>
+                </v:rect>
+              </w:pict>
+            </w:r>
+            <w:r>
+              <w:rPr>
+                <w:bCs/>
+                <w:noProof/>
+                <w:sz w:val="20"/>
+                <w:szCs w:val="20"/>
+              </w:rPr>
+              <w:pict w14:anchorId="174E44D0">
+                <v:rect id="_x0000_s1026" style="position:absolute;margin-left:39.75pt;margin-top:51.85pt;width:93.3pt;height:49.6pt;z-index:251659264;mso-position-horizontal-relative:text;mso-position-vertical-relative:text" fillcolor="#4f81bd [3204]" stroked="f">
+                  <v:textbox>
+                    <w:txbxContent>
+                      <w:p>
+                        <w:pPr>
+                          <w:rPr>
+                            <w:lang w:val="en-IN"/>
+                          </w:rPr>
+                        </w:pPr>
+                        <w:r>
+                          <w:rPr>
+                            <w:lang w:val="en-IN"/>
+                          </w:rPr>
+                          <w:t>{{SPONSOR_SIGNATURE}}</w:t>
+                        </w:r>
+                      </w:p>
+                      <w:p/>
+                    </w:txbxContent>
+                  </v:textbox>
+                </v:rect>
+              </w:pict>
+            </w:r>
           </w:p>
         </w:tc>
         <w:tc>
@@ -5454,6 +5315,58 @@
                 <w:szCs w:val="20"/>
               </w:rPr>
             </w:pPr>
+            <w:r>
+              <w:rPr>
+                <w:bCs/>
+                <w:noProof/>
+                <w:sz w:val="20"/>
+                <w:szCs w:val="20"/>
+              </w:rPr>
+              <w:pict w14:anchorId="66949239">
+                <v:rect id="_x0000_s1033" style="position:absolute;margin-left:15.4pt;margin-top:28.25pt;width:141.35pt;height:88.55pt;z-index:251658751;mso-position-horizontal-relative:text;mso-position-vertical-relative:text">
+                  <v:textbox>
+                    <w:txbxContent>
+                      <w:p>
+                        <w:pPr>
+                          <w:rPr>
+                            <w:lang w:val="en-IN"/>
+                          </w:rPr>
+                        </w:pPr>
+                        <w:proofErr w:type="spellStart"/>
+                        <w:r>
+                          <w:rPr>
+                            <w:lang w:val="en-IN"/>
+                          </w:rPr>
+                          <w:t>BoarderBoX</w:t>
+                        </w:r>
+                        <w:proofErr w:type="spellEnd"/>
+                      </w:p>
+                    </w:txbxContent>
+                  </v:textbox>
+                </v:rect>
+              </w:pict>
+            </w:r>
+            <w:r>
+              <w:rPr>
+                <w:bCs/>
+                <w:noProof/>
+                <w:sz w:val="20"/>
+                <w:szCs w:val="20"/>
+              </w:rPr>
+              <w:pict w14:anchorId="174E44D0">
+                <v:rect id="_x0000_s1028" style="position:absolute;margin-left:40.65pt;margin-top:42.95pt;width:93.3pt;height:49.6pt;rotation:-151567fd;z-index:251661312;mso-position-horizontal-relative:text;mso-position-vertical-relative:text" fillcolor="#4f81bd [3204]" stroked="f">
+                  <v:textbox>
+                    <w:txbxContent>
+                      <w:p>
+                        <w:r>
+                          <w:t>{{EMPLOYEE_SIGNATURE}}</w:t>
+                        </w:r>
+                      </w:p>
+                    </w:txbxContent>
+                  </v:textbox>
+                </v:rect>
+              </w:pict>
+            </w:r>
           </w:p>
         </w:tc>
         <w:tc>
@@ -5474,7 +5387,7 @@
                 <w:noProof/>
               </w:rPr>
               <w:drawing>
-                <wp:anchor distT="0" distB="0" distL="114300" distR="114300" simplePos="0" relativeHeight="251658240" behindDoc="0" locked="0" layoutInCell="1" allowOverlap="1" wp14:anchorId="7FD37114" wp14:editId="23629F40">
+                <wp:anchor distT="0" distB="0" distL="114300" distR="114300" simplePos="0" relativeHeight="251657216" behindDoc="0" locked="0" layoutInCell="1" allowOverlap="1" wp14:anchorId="7FD37114" wp14:editId="23629F40">
                   <wp:simplePos x="0" y="0"/>
                   <wp:positionH relativeFrom="column">
                     <wp:posOffset>474980</wp:posOffset>
@@ -5559,6 +5472,304 @@
 <file path=word/numbering.xml><?xml version="1.0" encoding="utf-8"?>
 <w:numbering xmlns:wpc="http://schemas.microsoft.com/office/word/2010/wordprocessingCanvas" xmlns:cx="http://schemas.microsoft.com/office/drawing/2014/chartex" xmlns:cx1="http://schemas.microsoft.com/office/drawing/2015/9/8/chartex" xmlns:cx2="http://schemas.microsoft.com/office/drawing/2015/10/21/chartex" xmlns:cx3="http://schemas.microsoft.com/office/drawing/2016/5/9/chartex" xmlns:cx4="http://schemas.microsoft.com/office/drawing/2016/5/10/chartex" xmlns:cx5="http://schemas.microsoft.com/office/drawing/2016/5/11/chartex" xmlns:cx6="http://schemas.microsoft.com/office/drawing/2016/5/12/chartex" xmlns:cx7="http://schemas.microsoft.com/office/drawing/2016/5/13/chartex" xmlns:cx8="http://schemas.microsoft.com/office/drawing/2016/5/14/chartex" xmlns:mc="http://schemas.openxmlformats.org/markup-compatibility/2006" xmlns:aink="http://schemas.microsoft.com/office/drawing/2016/ink" xmlns:am3d="http://schemas.microsoft.com/office/drawing/2017/model3d" xmlns:o="urn:schemas-microsoft-com:office:office" xmlns:oel="http://schemas.microsoft.com/office/2019/extlst" xmlns:r="http://schemas.openxmlformats.org/officeDocument/2006/relationships" xmlns:m="http://schemas.openxmlformats.org/officeDocument/2006/math" xmlns:v="urn:schemas-microsoft-com:vml" xmlns:wp14="http://schemas.microsoft.com/office/word/2010/wordprocessingDrawing" xmlns:wp="http://schemas.openxmlformats.org/drawingml/2006/wordprocessingDrawing" xmlns:w10="urn:schemas-microsoft-com:office:word" xmlns:w="http://schemas.openxmlformats.org/wordprocessingml/2006/main" xmlns:w14="http://schemas.microsoft.com/office/word/2010/wordml" xmlns:w15="http://schemas.microsoft.com/office/word/2012/wordml" xmlns:w16cex="http://schemas.microsoft.com/office/word/2018/wordml/cex" xmlns:w16cid="http://schemas.microsoft.com/office/word/2016/wordml/cid" xmlns:w16="http://schemas.microsoft.com/office/word/2018/wordml" xmlns:w16du="http://schemas.microsoft.com/office/word/2023/wordml/word16du" xmlns:w16sdtdh="http://schemas.microsoft.com/office/word/2020/wordml/sdtdatahash" xmlns:w16sdtfl="http://schemas.microsoft.com/office/word/2024/wordml/sdtformatlock" xmlns:w16se="http://schemas.microsoft.com/office/word/2015/wordml/symex" xmlns:wpg="http://schemas.microsoft.com/office/word/2010/wordprocessingGroup" xmlns:wpi="http://schemas.microsoft.com/office/word/2010/wordprocessingInk" xmlns:wne="http://schemas.microsoft.com/office/word/2006/wordml" xmlns:wps="http://schemas.microsoft.com/office/word/2010/wordprocessingShape" mc:Ignorable="w14 w15 w16se w16cid w16 w16cex w16sdtdh w16sdtfl w16du wp14">
   <w:abstractNum w:abstractNumId="0" w15:restartNumberingAfterBreak="0">
+    <w:nsid w:val="173A4E54"/>
+    <w:multiLevelType w:val="multilevel"/>
+    <w:tmpl w:val="5BC61D0C"/>
+    <w:lvl w:ilvl="0">
+      <w:start w:val="1"/>
+      <w:numFmt w:val="bullet"/>
+      <w:lvlText w:val=""/>
+      <w:lvlJc w:val="left"/>
+      <w:pPr>
+        <w:tabs>
+          <w:tab w:val="num" w:pos="720"/>
+        </w:tabs>
+        <w:ind w:left="720" w:hanging="360"/>
+      </w:pPr>
+      <w:rPr>
+        <w:rFonts w:ascii="Symbol" w:hAnsi="Symbol" w:hint="default"/>
+        <w:sz w:val="20"/>
+      </w:rPr>
+    </w:lvl>
+    <w:lvl w:ilvl="1" w:tentative="1">
+      <w:start w:val="1"/>
+      <w:numFmt w:val="bullet"/>
+      <w:lvlText w:val=""/>
+      <w:lvlJc w:val="left"/>
+      <w:pPr>
+        <w:tabs>
+          <w:tab w:val="num" w:pos="1440"/>
+        </w:tabs>
+        <w:ind w:left="1440" w:hanging="360"/>
+      </w:pPr>
+      <w:rPr>
+        <w:rFonts w:ascii="Symbol" w:hAnsi="Symbol" w:hint="default"/>
+        <w:sz w:val="20"/>
+      </w:rPr>
+    </w:lvl>
+    <w:lvl w:ilvl="2" w:tentative="1">
+      <w:start w:val="1"/>
+      <w:numFmt w:val="bullet"/>
+      <w:lvlText w:val=""/>
+      <w:lvlJc w:val="left"/>
+      <w:pPr>
+        <w:tabs>
+          <w:tab w:val="num" w:pos="2160"/>
+        </w:tabs>
+        <w:ind w:left="2160" w:hanging="360"/>
+      </w:pPr>
+      <w:rPr>
+        <w:rFonts w:ascii="Symbol" w:hAnsi="Symbol" w:hint="default"/>
+        <w:sz w:val="20"/>
+      </w:rPr>
+    </w:lvl>
+    <w:lvl w:ilvl="3" w:tentative="1">
+      <w:start w:val="1"/>
+      <w:numFmt w:val="bullet"/>
+      <w:lvlText w:val=""/>
+      <w:lvlJc w:val="left"/>
+      <w:pPr>
+        <w:tabs>
+          <w:tab w:val="num" w:pos="2880"/>
+        </w:tabs>
+        <w:ind w:left="2880" w:hanging="360"/>
+      </w:pPr>
+      <w:rPr>
+        <w:rFonts w:ascii="Symbol" w:hAnsi="Symbol" w:hint="default"/>
+        <w:sz w:val="20"/>
+      </w:rPr>
+    </w:lvl>
+    <w:lvl w:ilvl="4" w:tentative="1">
+      <w:start w:val="1"/>
+      <w:numFmt w:val="bullet"/>
+      <w:lvlText w:val=""/>
+      <w:lvlJc w:val="left"/>
+      <w:pPr>
+        <w:tabs>
+          <w:tab w:val="num" w:pos="3600"/>
+        </w:tabs>
+        <w:ind w:left="3600" w:hanging="360"/>
+      </w:pPr>
+      <w:rPr>
+        <w:rFonts w:ascii="Symbol" w:hAnsi="Symbol" w:hint="default"/>
+        <w:sz w:val="20"/>
+      </w:rPr>
+    </w:lvl>
+    <w:lvl w:ilvl="5" w:tentative="1">
+      <w:start w:val="1"/>
+      <w:numFmt w:val="bullet"/>
+      <w:lvlText w:val=""/>
+      <w:lvlJc w:val="left"/>
+      <w:pPr>
+        <w:tabs>
+          <w:tab w:val="num" w:pos="4320"/>
+        </w:tabs>
+        <w:ind w:left="4320" w:hanging="360"/>
+      </w:pPr>
+      <w:rPr>
+        <w:rFonts w:ascii="Symbol" w:hAnsi="Symbol" w:hint="default"/>
+        <w:sz w:val="20"/>
+      </w:rPr>
+    </w:lvl>
+    <w:lvl w:ilvl="6" w:tentative="1">
+      <w:start w:val="1"/>
+      <w:numFmt w:val="bullet"/>
+      <w:lvlText w:val=""/>
+      <w:lvlJc w:val="left"/>
+      <w:pPr>
+        <w:tabs>
+          <w:tab w:val="num" w:pos="5040"/>
+        </w:tabs>
+        <w:ind w:left="5040" w:hanging="360"/>
+      </w:pPr>
+      <w:rPr>
+        <w:rFonts w:ascii="Symbol" w:hAnsi="Symbol" w:hint="default"/>
+        <w:sz w:val="20"/>
+      </w:rPr>
+    </w:lvl>
+    <w:lvl w:ilvl="7" w:tentative="1">
+      <w:start w:val="1"/>
+      <w:numFmt w:val="bullet"/>
+      <w:lvlText w:val=""/>
+      <w:lvlJc w:val="left"/>
+      <w:pPr>
+        <w:tabs>
+          <w:tab w:val="num" w:pos="5760"/>
+        </w:tabs>
+        <w:ind w:left="5760" w:hanging="360"/>
+      </w:pPr>
+      <w:rPr>
+        <w:rFonts w:ascii="Symbol" w:hAnsi="Symbol" w:hint="default"/>
+        <w:sz w:val="20"/>
+      </w:rPr>
+    </w:lvl>
+    <w:lvl w:ilvl="8" w:tentative="1">
+      <w:start w:val="1"/>
+      <w:numFmt w:val="bullet"/>
+      <w:lvlText w:val=""/>
+      <w:lvlJc w:val="left"/>
+      <w:pPr>
+        <w:tabs>
+          <w:tab w:val="num" w:pos="6480"/>
+        </w:tabs>
+        <w:ind w:left="6480" w:hanging="360"/>
+      </w:pPr>
+      <w:rPr>
+        <w:rFonts w:ascii="Symbol" w:hAnsi="Symbol" w:hint="default"/>
+        <w:sz w:val="20"/>
+      </w:rPr>
+    </w:lvl>
+  </w:abstractNum>
+  <w:abstractNum w:abstractNumId="1" w15:restartNumberingAfterBreak="0">
+    <w:nsid w:val="4CA779EC"/>
+    <w:multiLevelType w:val="multilevel"/>
+    <w:tmpl w:val="6A20B2FE"/>
+    <w:lvl w:ilvl="0">
+      <w:start w:val="1"/>
+      <w:numFmt w:val="bullet"/>
+      <w:lvlText w:val=""/>
+      <w:lvlJc w:val="left"/>
+      <w:pPr>
+        <w:tabs>
+          <w:tab w:val="num" w:pos="720"/>
+        </w:tabs>
+        <w:ind w:left="720" w:hanging="360"/>
+      </w:pPr>
+      <w:rPr>
+        <w:rFonts w:ascii="Symbol" w:hAnsi="Symbol" w:hint="default"/>
+        <w:sz w:val="20"/>
+      </w:rPr>
+    </w:lvl>
+    <w:lvl w:ilvl="1" w:tentative="1">
+      <w:start w:val="1"/>
+      <w:numFmt w:val="bullet"/>
+      <w:lvlText w:val=""/>
+      <w:lvlJc w:val="left"/>
+      <w:pPr>
+        <w:tabs>
+          <w:tab w:val="num" w:pos="1440"/>
+        </w:tabs>
+        <w:ind w:left="1440" w:hanging="360"/>
+      </w:pPr>
+      <w:rPr>
+        <w:rFonts w:ascii="Symbol" w:hAnsi="Symbol" w:hint="default"/>
+        <w:sz w:val="20"/>
+      </w:rPr>
+    </w:lvl>
+    <w:lvl w:ilvl="2" w:tentative="1">
+      <w:start w:val="1"/>
+      <w:numFmt w:val="bullet"/>
+      <w:lvlText w:val=""/>
+      <w:lvlJc w:val="left"/>
+      <w:pPr>
+        <w:tabs>
+          <w:tab w:val="num" w:pos="2160"/>
+        </w:tabs>
+        <w:ind w:left="2160" w:hanging="360"/>
+      </w:pPr>
+      <w:rPr>
+        <w:rFonts w:ascii="Symbol" w:hAnsi="Symbol" w:hint="default"/>
+        <w:sz w:val="20"/>
+      </w:rPr>
+    </w:lvl>
+    <w:lvl w:ilvl="3" w:tentative="1">
+      <w:start w:val="1"/>
+      <w:numFmt w:val="bullet"/>
+      <w:lvlText w:val=""/>
+      <w:lvlJc w:val="left"/>
+      <w:pPr>
+        <w:tabs>
+          <w:tab w:val="num" w:pos="2880"/>
+        </w:tabs>
+        <w:ind w:left="2880" w:hanging="360"/>
+      </w:pPr>
+      <w:rPr>
+        <w:rFonts w:ascii="Symbol" w:hAnsi="Symbol" w:hint="default"/>
+        <w:sz w:val="20"/>
+      </w:rPr>
+    </w:lvl>
+    <w:lvl w:ilvl="4" w:tentative="1">
+      <w:start w:val="1"/>
+      <w:numFmt w:val="bullet"/>
+      <w:lvlText w:val=""/>
+      <w:lvlJc w:val="left"/>
+      <w:pPr>
+        <w:tabs>
+          <w:tab w:val="num" w:pos="3600"/>
+        </w:tabs>
+        <w:ind w:left="3600" w:hanging="360"/>
+      </w:pPr>
+      <w:rPr>
+        <w:rFonts w:ascii="Symbol" w:hAnsi="Symbol" w:hint="default"/>
+        <w:sz w:val="20"/>
+      </w:rPr>
+    </w:lvl>
+    <w:lvl w:ilvl="5" w:tentative="1">
+      <w:start w:val="1"/>
+      <w:numFmt w:val="bullet"/>
+      <w:lvlText w:val=""/>
+      <w:lvlJc w:val="left"/>
+      <w:pPr>
+        <w:tabs>
+          <w:tab w:val="num" w:pos="4320"/>
+        </w:tabs>
+        <w:ind w:left="4320" w:hanging="360"/>
+      </w:pPr>
+      <w:rPr>
+        <w:rFonts w:ascii="Symbol" w:hAnsi="Symbol" w:hint="default"/>
+        <w:sz w:val="20"/>
+      </w:rPr>
+    </w:lvl>
+    <w:lvl w:ilvl="6" w:tentative="1">
+      <w:start w:val="1"/>
+      <w:numFmt w:val="bullet"/>
+      <w:lvlText w:val=""/>
+      <w:lvlJc w:val="left"/>
+      <w:pPr>
+        <w:tabs>
+          <w:tab w:val="num" w:pos="5040"/>
+        </w:tabs>
+        <w:ind w:left="5040" w:hanging="360"/>
+      </w:pPr>
+      <w:rPr>
+        <w:rFonts w:ascii="Symbol" w:hAnsi="Symbol" w:hint="default"/>
+        <w:sz w:val="20"/>
+      </w:rPr>
+    </w:lvl>
+    <w:lvl w:ilvl="7" w:tentative="1">
+      <w:start w:val="1"/>
+      <w:numFmt w:val="bullet"/>
+      <w:lvlText w:val=""/>
+      <w:lvlJc w:val="left"/>
+      <w:pPr>
+        <w:tabs>
+          <w:tab w:val="num" w:pos="5760"/>
+        </w:tabs>
+        <w:ind w:left="5760" w:hanging="360"/>
+      </w:pPr>
+      <w:rPr>
+        <w:rFonts w:ascii="Symbol" w:hAnsi="Symbol" w:hint="default"/>
+        <w:sz w:val="20"/>
+      </w:rPr>
+    </w:lvl>
+    <w:lvl w:ilvl="8" w:tentative="1">
+      <w:start w:val="1"/>
+      <w:numFmt w:val="bullet"/>
+      <w:lvlText w:val=""/>
+      <w:lvlJc w:val="left"/>
+      <w:pPr>
+        <w:tabs>
+          <w:tab w:val="num" w:pos="6480"/>
+        </w:tabs>
+        <w:ind w:left="6480" w:hanging="360"/>
+      </w:pPr>
+      <w:rPr>
+        <w:rFonts w:ascii="Symbol" w:hAnsi="Symbol" w:hint="default"/>
+        <w:sz w:val="20"/>
+      </w:rPr>
+    </w:lvl>
+  </w:abstractNum>
+  <w:abstractNum w:abstractNumId="2" w15:restartNumberingAfterBreak="0">
     <w:nsid w:val="511C6C34"/>
     <w:multiLevelType w:val="hybridMultilevel"/>
     <w:tmpl w:val="0BB693AE"/>
@@ -5647,7 +5858,7 @@
       </w:pPr>
     </w:lvl>
   </w:abstractNum>
-  <w:abstractNum w:abstractNumId="1" w15:restartNumberingAfterBreak="0">
+  <w:abstractNum w:abstractNumId="3" w15:restartNumberingAfterBreak="0">
     <w:nsid w:val="5D316413"/>
     <w:multiLevelType w:val="multilevel"/>
     <w:tmpl w:val="C7D26C26"/>
@@ -5764,9 +5975,15 @@
     </w:lvl>
   </w:abstractNum>
   <w:num w:numId="1" w16cid:durableId="453865824">
+    <w:abstractNumId w:val="2"/>
+  </w:num>
+  <w:num w:numId="2" w16cid:durableId="1999452746">
+    <w:abstractNumId w:val="3"/>
+  </w:num>
+  <w:num w:numId="3" w16cid:durableId="1641959442">
     <w:abstractNumId w:val="0"/>
   </w:num>
-  <w:num w:numId="2" w16cid:durableId="1999452746">
+  <w:num w:numId="4" w16cid:durableId="633416111">
     <w:abstractNumId w:val="1"/>
   </w:num>
 </w:numbering>
